--- a/Unit 3 - 2D SpriteFlight/2-Make a flying obstacle prefab.docx
+++ b/Unit 3 - 2D SpriteFlight/2-Make a flying obstacle prefab.docx
@@ -1,15 +1,16 @@
 
 <file path=word/document.xml><?xml version="1.0" encoding="utf-8"?>
-<w:document xmlns:wpc="http://schemas.microsoft.com/office/word/2010/wordprocessingCanvas" xmlns:cx="http://schemas.microsoft.com/office/drawing/2014/chartex" xmlns:cx1="http://schemas.microsoft.com/office/drawing/2015/9/8/chartex" xmlns:cx2="http://schemas.microsoft.com/office/drawing/2015/10/21/chartex" xmlns:cx3="http://schemas.microsoft.com/office/drawing/2016/5/9/chartex" xmlns:cx4="http://schemas.microsoft.com/office/drawing/2016/5/10/chartex" xmlns:cx5="http://schemas.microsoft.com/office/drawing/2016/5/11/chartex" xmlns:cx6="http://schemas.microsoft.com/office/drawing/2016/5/12/chartex" xmlns:cx7="http://schemas.microsoft.com/office/drawing/2016/5/13/chartex" xmlns:cx8="http://schemas.microsoft.com/office/drawing/2016/5/14/chartex" xmlns:mc="http://schemas.openxmlformats.org/markup-compatibility/2006" xmlns:aink="http://schemas.microsoft.com/office/drawing/2016/ink" xmlns:am3d="http://schemas.microsoft.com/office/drawing/2017/model3d" xmlns:o="urn:schemas-microsoft-com:office:office" xmlns:oel="http://schemas.microsoft.com/office/2019/extlst" xmlns:r="http://schemas.openxmlformats.org/officeDocument/2006/relationships" xmlns:m="http://schemas.openxmlformats.org/officeDocument/2006/math" xmlns:v="urn:schemas-microsoft-com:vml" xmlns:wp14="http://schemas.microsoft.com/office/word/2010/wordprocessingDrawing" xmlns:wp="http://schemas.openxmlformats.org/drawingml/2006/wordprocessingDrawing" xmlns:w10="urn:schemas-microsoft-com:office:word" xmlns:w="http://schemas.openxmlformats.org/wordprocessingml/2006/main" xmlns:w14="http://schemas.microsoft.com/office/word/2010/wordml" xmlns:w15="http://schemas.microsoft.com/office/word/2012/wordml" xmlns:w16cei="http://schemas.microsoft.com/office/word/2026/wordml/cei" xmlns:w16cex="http://schemas.microsoft.com/office/word/2018/wordml/cex" xmlns:w16cid="http://schemas.microsoft.com/office/word/2016/wordml/cid" xmlns:w16="http://schemas.microsoft.com/office/word/2018/wordml" xmlns:w16du="http://schemas.microsoft.com/office/word/2023/wordml/word16du" xmlns:w16sdtdh="http://schemas.microsoft.com/office/word/2020/wordml/sdtdatahash" xmlns:w16sdtfl="http://schemas.microsoft.com/office/word/2024/wordml/sdtformatlock" xmlns:w16se="http://schemas.microsoft.com/office/word/2015/wordml/symex" xmlns:wpg="http://schemas.microsoft.com/office/word/2010/wordprocessingGroup" xmlns:wpi="http://schemas.microsoft.com/office/word/2010/wordprocessingInk" xmlns:wne="http://schemas.microsoft.com/office/word/2006/wordml" xmlns:wps="http://schemas.microsoft.com/office/word/2010/wordprocessingShape" mc:Ignorable="w14 w15 w16se w16cid w16 w16cex w16sdtdh w16sdtfl w16du wp14">
+<w:document xmlns:wpc="http://schemas.microsoft.com/office/word/2010/wordprocessingCanvas" xmlns:cx="http://schemas.microsoft.com/office/drawing/2014/chartex" xmlns:cx1="http://schemas.microsoft.com/office/drawing/2015/9/8/chartex" xmlns:cx2="http://schemas.microsoft.com/office/drawing/2015/10/21/chartex" xmlns:cx3="http://schemas.microsoft.com/office/drawing/2016/5/9/chartex" xmlns:cx4="http://schemas.microsoft.com/office/drawing/2016/5/10/chartex" xmlns:cx5="http://schemas.microsoft.com/office/drawing/2016/5/11/chartex" xmlns:cx6="http://schemas.microsoft.com/office/drawing/2016/5/12/chartex" xmlns:cx7="http://schemas.microsoft.com/office/drawing/2016/5/13/chartex" xmlns:cx8="http://schemas.microsoft.com/office/drawing/2016/5/14/chartex" xmlns:mc="http://schemas.openxmlformats.org/markup-compatibility/2006" xmlns:aink="http://schemas.microsoft.com/office/drawing/2016/ink" xmlns:am3d="http://schemas.microsoft.com/office/drawing/2017/model3d" xmlns:o="urn:schemas-microsoft-com:office:office" xmlns:oel="http://schemas.microsoft.com/office/2019/extlst" xmlns:r="http://schemas.openxmlformats.org/officeDocument/2006/relationships" xmlns:m="http://schemas.openxmlformats.org/officeDocument/2006/math" xmlns:v="urn:schemas-microsoft-com:vml" xmlns:wp14="http://schemas.microsoft.com/office/word/2010/wordprocessingDrawing" xmlns:wp="http://schemas.openxmlformats.org/drawingml/2006/wordprocessingDrawing" xmlns:w10="urn:schemas-microsoft-com:office:word" xmlns:w="http://schemas.openxmlformats.org/wordprocessingml/2006/main" xmlns:w14="http://schemas.microsoft.com/office/word/2010/wordml" xmlns:w15="http://schemas.microsoft.com/office/word/2012/wordml" xmlns:w16cex="http://schemas.microsoft.com/office/word/2018/wordml/cex" xmlns:w16cid="http://schemas.microsoft.com/office/word/2016/wordml/cid" xmlns:w16="http://schemas.microsoft.com/office/word/2018/wordml" xmlns:w16du="http://schemas.microsoft.com/office/word/2023/wordml/word16du" xmlns:w16sdtdh="http://schemas.microsoft.com/office/word/2020/wordml/sdtdatahash" xmlns:w16sdtfl="http://schemas.microsoft.com/office/word/2024/wordml/sdtformatlock" xmlns:w16se="http://schemas.microsoft.com/office/word/2015/wordml/symex" xmlns:wpg="http://schemas.microsoft.com/office/word/2010/wordprocessingGroup" xmlns:wpi="http://schemas.microsoft.com/office/word/2010/wordprocessingInk" xmlns:wne="http://schemas.microsoft.com/office/word/2006/wordml" xmlns:wps="http://schemas.microsoft.com/office/word/2010/wordprocessingShape" mc:Ignorable="w14 w15 w16se w16cid w16 w16cex w16sdtdh w16sdtfl w16du wp14">
   <w:body>
     <w:p>
       <w:r>
-        <w:t>SummarySkills</w:t>
-      </w:r>
-    </w:p>
-    <w:p>
-      <w:r>
-        <w:t>In this tutorial, you’ll add physics to your obstacle so it falls, bounces, and interacts with the screen borders. Then, you’ll turn it into a prefab — a reusable template that lets you quickly create more obstacles later.</w:t>
+        <w:t xml:space="preserve">In this </w:t>
+      </w:r>
+      <w:r>
+        <w:t>lab</w:t>
+      </w:r>
+      <w:r>
+        <w:t>, you’ll add physics to your obstacle so it falls, bounces, and interacts with the screen borders. Then, you’ll turn it into a prefab — a reusable template that lets you quickly create more obstacles later.</w:t>
       </w:r>
     </w:p>
     <w:p>
@@ -29,26 +30,13 @@
     </w:p>
     <w:p>
       <w:r>
-        <w:rPr>
-          <w:b/>
-          <w:bCs/>
-        </w:rPr>
-        <w:t>Q&amp;A (0)</w:t>
-      </w:r>
-    </w:p>
-    <w:p>
-      <w:r>
-        <w:t>In this tutorial, you’ll add physics to your obstacle so it falls, bounces, and interacts with the screen borders. Then, you’ll turn it into a prefab — a reusable template that lets you quickly create more obstacles later.</w:t>
-      </w:r>
-    </w:p>
-    <w:p>
-      <w:r>
-        <w:t>Play Video</w:t>
-      </w:r>
-    </w:p>
-    <w:p>
-      <w:r>
-        <w:t>Mark step incomplete</w:t>
+        <w:t xml:space="preserve">In this </w:t>
+      </w:r>
+      <w:r>
+        <w:t>lab</w:t>
+      </w:r>
+      <w:r>
+        <w:t>, you’ll add physics to your obstacle so it falls, bounces, and interacts with the screen borders. Then, you’ll turn it into a prefab — a reusable template that lets you quickly create more obstacles later.</w:t>
       </w:r>
     </w:p>
     <w:p>
@@ -68,15 +56,6 @@
     </w:p>
     <w:p>
       <w:r>
-        <w:rPr>
-          <w:b/>
-          <w:bCs/>
-        </w:rPr>
-        <w:t>Q&amp;A (0)</w:t>
-      </w:r>
-    </w:p>
-    <w:p>
-      <w:r>
         <w:t>Right now, your obstacle just sits in place. To make it respond to gravity and physics forces, you’ll add a </w:t>
       </w:r>
       <w:r>
@@ -103,11 +82,6 @@
       </w:r>
       <w:r>
         <w:t> — where you test your game’s current functionality. But be sure to exit Play mode before making edits! Changes made during Play mode won’t be saved.</w:t>
-      </w:r>
-    </w:p>
-    <w:p>
-      <w:r>
-        <w:t>Play Video</w:t>
       </w:r>
     </w:p>
     <w:p>
@@ -387,32 +361,19 @@
       </w:r>
     </w:p>
     <w:p>
-      <w:r>
-        <w:t>Mark step incomplete</w:t>
-      </w:r>
-    </w:p>
-    <w:p>
-      <w:pPr>
-        <w:rPr>
-          <w:b/>
-          <w:bCs/>
-        </w:rPr>
-      </w:pPr>
-      <w:r>
-        <w:rPr>
-          <w:b/>
-          <w:bCs/>
-        </w:rPr>
+      <w:pPr>
+        <w:rPr>
+          <w:b/>
+          <w:bCs/>
+        </w:rPr>
+      </w:pPr>
+      <w:r>
+        <w:rPr>
+          <w:b/>
+          <w:bCs/>
+        </w:rPr>
+        <w:lastRenderedPageBreak/>
         <w:t>3. Add collider components</w:t>
-      </w:r>
-    </w:p>
-    <w:p>
-      <w:r>
-        <w:rPr>
-          <w:b/>
-          <w:bCs/>
-        </w:rPr>
-        <w:t>Q&amp;A (0)</w:t>
       </w:r>
     </w:p>
     <w:p>
@@ -825,11 +786,6 @@
       </w:r>
     </w:p>
     <w:p>
-      <w:r>
-        <w:t>Mark step incomplete</w:t>
-      </w:r>
-    </w:p>
-    <w:p>
       <w:pPr>
         <w:rPr>
           <w:b/>
@@ -846,15 +802,6 @@
     </w:p>
     <w:p>
       <w:r>
-        <w:rPr>
-          <w:b/>
-          <w:bCs/>
-        </w:rPr>
-        <w:t>Q&amp;A (0)</w:t>
-      </w:r>
-    </w:p>
-    <w:p>
-      <w:r>
         <w:t>Right now, your obstacle drops and stops — but that’s not very fun. In this step, you’ll create a </w:t>
       </w:r>
       <w:r>
@@ -894,6 +841,7 @@
           <w:b/>
           <w:bCs/>
         </w:rPr>
+        <w:lastRenderedPageBreak/>
         <w:t>1. Create a new Materials folder:</w:t>
       </w:r>
     </w:p>
@@ -1445,6 +1393,7 @@
           <w:b/>
           <w:bCs/>
         </w:rPr>
+        <w:lastRenderedPageBreak/>
         <w:t>1. Play the scene and pause while the obstacle falls:</w:t>
       </w:r>
     </w:p>
@@ -1865,6 +1814,7 @@
         </w:numPr>
       </w:pPr>
       <w:r>
+        <w:lastRenderedPageBreak/>
         <w:t>Notice how the </w:t>
       </w:r>
       <w:r>
@@ -2310,6 +2260,7 @@
           <w:b/>
           <w:bCs/>
         </w:rPr>
+        <w:lastRenderedPageBreak/>
         <w:t>8. Optional: More things to try</w:t>
       </w:r>
     </w:p>
@@ -2359,7 +2310,13 @@
         <w:t>Expert</w:t>
       </w:r>
       <w:r>
-        <w:t> difficulty so that you know what to expect. You can complete one, all, or none of them — it’s totally up to you. If you’re not interested in doing these challenges, mark this step as complete and proceed to the next tutorial.</w:t>
+        <w:t xml:space="preserve"> difficulty so that you know what to expect. You can complete one, all, or none of them — it’s totally up to you. If you’re not interested in doing these challenges, mark this step as complete and proceed to the next </w:t>
+      </w:r>
+      <w:r>
+        <w:t>lab</w:t>
+      </w:r>
+      <w:r>
+        <w:t>.</w:t>
       </w:r>
     </w:p>
     <w:p>
@@ -2399,6 +2356,10 @@
     </w:p>
     <w:p>
       <w:r>
+        <w:rPr>
+          <w:noProof/>
+        </w:rPr>
+        <w:lastRenderedPageBreak/>
         <w:drawing>
           <wp:inline distT="0" distB="0" distL="0" distR="0" wp14:anchorId="738980D7" wp14:editId="71365307">
             <wp:extent cx="20117435" cy="11340465"/>
@@ -2457,6 +2418,7 @@
         </w:numPr>
       </w:pPr>
       <w:r>
+        <w:lastRenderedPageBreak/>
         <w:t>From the main menu, select </w:t>
       </w:r>
       <w:r>
@@ -2579,6 +2541,10 @@
     </w:p>
     <w:p>
       <w:r>
+        <w:rPr>
+          <w:noProof/>
+        </w:rPr>
+        <w:lastRenderedPageBreak/>
         <w:drawing>
           <wp:inline distT="0" distB="0" distL="0" distR="0" wp14:anchorId="7D20A25A" wp14:editId="7F0ABCB0">
             <wp:extent cx="15411450" cy="9601200"/>
@@ -2637,6 +2603,7 @@
         </w:numPr>
       </w:pPr>
       <w:r>
+        <w:lastRenderedPageBreak/>
         <w:t>From the top menu, go to </w:t>
       </w:r>
       <w:r>
@@ -2735,7 +2702,7 @@
 </file>
 
 <file path=word/numbering.xml><?xml version="1.0" encoding="utf-8"?>
-<w:numbering xmlns:wpc="http://schemas.microsoft.com/office/word/2010/wordprocessingCanvas" xmlns:cx="http://schemas.microsoft.com/office/drawing/2014/chartex" xmlns:cx1="http://schemas.microsoft.com/office/drawing/2015/9/8/chartex" xmlns:cx2="http://schemas.microsoft.com/office/drawing/2015/10/21/chartex" xmlns:cx3="http://schemas.microsoft.com/office/drawing/2016/5/9/chartex" xmlns:cx4="http://schemas.microsoft.com/office/drawing/2016/5/10/chartex" xmlns:cx5="http://schemas.microsoft.com/office/drawing/2016/5/11/chartex" xmlns:cx6="http://schemas.microsoft.com/office/drawing/2016/5/12/chartex" xmlns:cx7="http://schemas.microsoft.com/office/drawing/2016/5/13/chartex" xmlns:cx8="http://schemas.microsoft.com/office/drawing/2016/5/14/chartex" xmlns:mc="http://schemas.openxmlformats.org/markup-compatibility/2006" xmlns:aink="http://schemas.microsoft.com/office/drawing/2016/ink" xmlns:am3d="http://schemas.microsoft.com/office/drawing/2017/model3d" xmlns:o="urn:schemas-microsoft-com:office:office" xmlns:oel="http://schemas.microsoft.com/office/2019/extlst" xmlns:r="http://schemas.openxmlformats.org/officeDocument/2006/relationships" xmlns:m="http://schemas.openxmlformats.org/officeDocument/2006/math" xmlns:v="urn:schemas-microsoft-com:vml" xmlns:wp14="http://schemas.microsoft.com/office/word/2010/wordprocessingDrawing" xmlns:wp="http://schemas.openxmlformats.org/drawingml/2006/wordprocessingDrawing" xmlns:w10="urn:schemas-microsoft-com:office:word" xmlns:w="http://schemas.openxmlformats.org/wordprocessingml/2006/main" xmlns:w14="http://schemas.microsoft.com/office/word/2010/wordml" xmlns:w15="http://schemas.microsoft.com/office/word/2012/wordml" xmlns:w16cei="http://schemas.microsoft.com/office/word/2026/wordml/cei" xmlns:w16cex="http://schemas.microsoft.com/office/word/2018/wordml/cex" xmlns:w16cid="http://schemas.microsoft.com/office/word/2016/wordml/cid" xmlns:w16="http://schemas.microsoft.com/office/word/2018/wordml" xmlns:w16du="http://schemas.microsoft.com/office/word/2023/wordml/word16du" xmlns:w16sdtdh="http://schemas.microsoft.com/office/word/2020/wordml/sdtdatahash" xmlns:w16sdtfl="http://schemas.microsoft.com/office/word/2024/wordml/sdtformatlock" xmlns:w16se="http://schemas.microsoft.com/office/word/2015/wordml/symex" xmlns:wpg="http://schemas.microsoft.com/office/word/2010/wordprocessingGroup" xmlns:wpi="http://schemas.microsoft.com/office/word/2010/wordprocessingInk" xmlns:wne="http://schemas.microsoft.com/office/word/2006/wordml" xmlns:wps="http://schemas.microsoft.com/office/word/2010/wordprocessingShape" mc:Ignorable="w14 w15 w16se w16cid w16 w16cex w16sdtdh w16sdtfl w16du wp14">
+<w:numbering xmlns:wpc="http://schemas.microsoft.com/office/word/2010/wordprocessingCanvas" xmlns:cx="http://schemas.microsoft.com/office/drawing/2014/chartex" xmlns:cx1="http://schemas.microsoft.com/office/drawing/2015/9/8/chartex" xmlns:cx2="http://schemas.microsoft.com/office/drawing/2015/10/21/chartex" xmlns:cx3="http://schemas.microsoft.com/office/drawing/2016/5/9/chartex" xmlns:cx4="http://schemas.microsoft.com/office/drawing/2016/5/10/chartex" xmlns:cx5="http://schemas.microsoft.com/office/drawing/2016/5/11/chartex" xmlns:cx6="http://schemas.microsoft.com/office/drawing/2016/5/12/chartex" xmlns:cx7="http://schemas.microsoft.com/office/drawing/2016/5/13/chartex" xmlns:cx8="http://schemas.microsoft.com/office/drawing/2016/5/14/chartex" xmlns:mc="http://schemas.openxmlformats.org/markup-compatibility/2006" xmlns:aink="http://schemas.microsoft.com/office/drawing/2016/ink" xmlns:am3d="http://schemas.microsoft.com/office/drawing/2017/model3d" xmlns:o="urn:schemas-microsoft-com:office:office" xmlns:oel="http://schemas.microsoft.com/office/2019/extlst" xmlns:r="http://schemas.openxmlformats.org/officeDocument/2006/relationships" xmlns:m="http://schemas.openxmlformats.org/officeDocument/2006/math" xmlns:v="urn:schemas-microsoft-com:vml" xmlns:wp14="http://schemas.microsoft.com/office/word/2010/wordprocessingDrawing" xmlns:wp="http://schemas.openxmlformats.org/drawingml/2006/wordprocessingDrawing" xmlns:w10="urn:schemas-microsoft-com:office:word" xmlns:w="http://schemas.openxmlformats.org/wordprocessingml/2006/main" xmlns:w14="http://schemas.microsoft.com/office/word/2010/wordml" xmlns:w15="http://schemas.microsoft.com/office/word/2012/wordml" xmlns:w16cex="http://schemas.microsoft.com/office/word/2018/wordml/cex" xmlns:w16cid="http://schemas.microsoft.com/office/word/2016/wordml/cid" xmlns:w16="http://schemas.microsoft.com/office/word/2018/wordml" xmlns:w16du="http://schemas.microsoft.com/office/word/2023/wordml/word16du" xmlns:w16sdtdh="http://schemas.microsoft.com/office/word/2020/wordml/sdtdatahash" xmlns:w16sdtfl="http://schemas.microsoft.com/office/word/2024/wordml/sdtformatlock" xmlns:w16se="http://schemas.microsoft.com/office/word/2015/wordml/symex" xmlns:wpg="http://schemas.microsoft.com/office/word/2010/wordprocessingGroup" xmlns:wpi="http://schemas.microsoft.com/office/word/2010/wordprocessingInk" xmlns:wne="http://schemas.microsoft.com/office/word/2006/wordml" xmlns:wps="http://schemas.microsoft.com/office/word/2010/wordprocessingShape" mc:Ignorable="w14 w15 w16se w16cid w16 w16cex w16sdtdh w16sdtfl w16du wp14">
   <w:abstractNum w:abstractNumId="0" w15:restartNumberingAfterBreak="0">
     <w:nsid w:val="02CE3C95"/>
     <w:multiLevelType w:val="multilevel"/>
@@ -6534,6 +6501,7 @@
   <w:style w:type="character" w:default="1" w:styleId="DefaultParagraphFont">
     <w:name w:val="Default Paragraph Font"/>
     <w:uiPriority w:val="1"/>
+    <w:semiHidden/>
     <w:unhideWhenUsed/>
   </w:style>
   <w:style w:type="table" w:default="1" w:styleId="TableNormal">

--- a/Unit 3 - 2D SpriteFlight/2-Make a flying obstacle prefab.docx
+++ b/Unit 3 - 2D SpriteFlight/2-Make a flying obstacle prefab.docx
@@ -1289,11 +1289,6 @@
       </w:r>
     </w:p>
     <w:p>
-      <w:r>
-        <w:t>Mark step incomplete</w:t>
-      </w:r>
-    </w:p>
-    <w:p>
       <w:pPr>
         <w:rPr>
           <w:b/>
@@ -1310,15 +1305,6 @@
     </w:p>
     <w:p>
       <w:r>
-        <w:rPr>
-          <w:b/>
-          <w:bCs/>
-        </w:rPr>
-        <w:t>Q&amp;A (0)</w:t>
-      </w:r>
-    </w:p>
-    <w:p>
-      <w:r>
         <w:t>So far, gravity has been pulling your obstacle downward. But what happens if there’s no gravity at all? In this step, you’ll experiment with changing the </w:t>
       </w:r>
       <w:r>
@@ -1384,16 +1370,10 @@
     </w:p>
     <w:p>
       <w:r>
-        <w:t>Play Video</w:t>
-      </w:r>
-    </w:p>
-    <w:p>
-      <w:r>
-        <w:rPr>
-          <w:b/>
-          <w:bCs/>
-        </w:rPr>
-        <w:lastRenderedPageBreak/>
+        <w:rPr>
+          <w:b/>
+          <w:bCs/>
+        </w:rPr>
         <w:t>1. Play the scene and pause while the obstacle falls:</w:t>
       </w:r>
     </w:p>
@@ -1426,6 +1406,7 @@
         </w:numPr>
       </w:pPr>
       <w:r>
+        <w:lastRenderedPageBreak/>
         <w:t>Wait for the obstacle to begin falling, then select the </w:t>
       </w:r>
       <w:r>
@@ -1632,11 +1613,6 @@
       </w:r>
     </w:p>
     <w:p>
-      <w:r>
-        <w:t>Mark step incomplete</w:t>
-      </w:r>
-    </w:p>
-    <w:p>
       <w:pPr>
         <w:rPr>
           <w:b/>
@@ -1653,15 +1629,6 @@
     </w:p>
     <w:p>
       <w:r>
-        <w:rPr>
-          <w:b/>
-          <w:bCs/>
-        </w:rPr>
-        <w:t>Q&amp;A (0)</w:t>
-      </w:r>
-    </w:p>
-    <w:p>
-      <w:r>
         <w:t>Now that your obstacle behaves the way you want, it’s time to turn it into a prefab. A </w:t>
       </w:r>
       <w:r>
@@ -1678,11 +1645,6 @@
     <w:p>
       <w:r>
         <w:t>This step introduces a major Unity workflow: designing in the scene, saving as a prefab, and then reusing that prefab throughout the game.</w:t>
-      </w:r>
-    </w:p>
-    <w:p>
-      <w:r>
-        <w:t>Play Video</w:t>
       </w:r>
     </w:p>
     <w:p>
@@ -1814,7 +1776,6 @@
         </w:numPr>
       </w:pPr>
       <w:r>
-        <w:lastRenderedPageBreak/>
         <w:t>Notice how the </w:t>
       </w:r>
       <w:r>
@@ -1937,6 +1898,7 @@
         </w:numPr>
       </w:pPr>
       <w:r>
+        <w:lastRenderedPageBreak/>
         <w:t>Select the </w:t>
       </w:r>
       <w:r>
@@ -1966,11 +1928,6 @@
       </w:r>
     </w:p>
     <w:p>
-      <w:r>
-        <w:t>Mark step incomplete</w:t>
-      </w:r>
-    </w:p>
-    <w:p>
       <w:pPr>
         <w:rPr>
           <w:b/>
@@ -1983,15 +1940,6 @@
           <w:bCs/>
         </w:rPr>
         <w:t>7. Organize the Hierarchy window</w:t>
-      </w:r>
-    </w:p>
-    <w:p>
-      <w:r>
-        <w:rPr>
-          <w:b/>
-          <w:bCs/>
-        </w:rPr>
-        <w:t>Q&amp;A (0)</w:t>
       </w:r>
     </w:p>
     <w:p>
@@ -2235,42 +2183,18 @@
       </w:r>
     </w:p>
     <w:p>
-      <w:r>
-        <w:t>Mark step incomplete</w:t>
-      </w:r>
-    </w:p>
-    <w:p>
-      <w:r>
-        <w:rPr>
-          <w:b/>
-          <w:bCs/>
-        </w:rPr>
-        <w:t>Optional step</w:t>
-      </w:r>
-    </w:p>
-    <w:p>
-      <w:pPr>
-        <w:rPr>
-          <w:b/>
-          <w:bCs/>
-        </w:rPr>
-      </w:pPr>
-      <w:r>
-        <w:rPr>
-          <w:b/>
-          <w:bCs/>
-        </w:rPr>
-        <w:lastRenderedPageBreak/>
+      <w:pPr>
+        <w:rPr>
+          <w:b/>
+          <w:bCs/>
+        </w:rPr>
+      </w:pPr>
+      <w:r>
+        <w:rPr>
+          <w:b/>
+          <w:bCs/>
+        </w:rPr>
         <w:t>8. Optional: More things to try</w:t>
-      </w:r>
-    </w:p>
-    <w:p>
-      <w:r>
-        <w:rPr>
-          <w:b/>
-          <w:bCs/>
-        </w:rPr>
-        <w:t>Q&amp;A (0)</w:t>
       </w:r>
     </w:p>
     <w:p>
